--- a/ky/discovery-articles/3.14 Тигүү машинасы.docx
+++ b/ky/discovery-articles/3.14 Тигүү машинасы.docx
@@ -4,580 +4,386 @@
   <w:body>
     <w:p>
       <w:pPr>
-        <w:keepNext/>
-        <w:spacing w:before="280" w:after="120"/>
+        <w:pStyle w:val="Title"/>
+        <w:widowControl/>
       </w:pPr>
       <w:r>
-        <w:rPr>
-          <w:rFonts w:ascii="Calibri" w:hAnsi="Calibri" w:eastAsia="Calibri"/>
-          <w:b/>
-          <w:i w:val="0"/>
-          <w:color w:val="004E8C"/>
-          <w:sz w:val="44"/>
-        </w:rPr>
         <w:t>3.14 Тигүү машинасы</w:t>
       </w:r>
     </w:p>
     <w:p>
       <w:pPr>
-        <w:spacing w:after="80"/>
+        <w:keepNext/>
+        <w:widowControl/>
       </w:pPr>
       <w:r>
         <w:rPr>
-          <w:rFonts w:ascii="Calibri" w:hAnsi="Calibri" w:eastAsia="Calibri"/>
-          <w:b w:val="0"/>
-          <w:i/>
-          <w:color w:val="505050"/>
-          <w:sz w:val="22"/>
+          <w:sz w:val="20"/>
         </w:rPr>
-        <w:t>3. Өнөр жай, энергетика жана транспорт</w:t>
-      </w:r>
-    </w:p>
-    <w:p>
-      <w:pPr>
-        <w:spacing w:after="200"/>
-      </w:pPr>
-      <w:r>
-        <w:rPr>
-          <w:rFonts w:ascii="Calibri" w:hAnsi="Calibri" w:eastAsia="Calibri"/>
-          <w:b w:val="0"/>
-          <w:i/>
-          <w:sz w:val="22"/>
-        </w:rPr>
-        <w:t>Мезгил: 1790–1860-жылдар чен (алгачкы патенттерден үйдө жана фабрикада колдонулган практикалык машиналарга чейин) | Негизги өкүлдөр: Томас Сент; Бартелеми Тимонье; Уолтер Хант; Элиас Хоу; Айзек Зингер; атаандаш көптөгөн патент ээлери</w:t>
-      </w:r>
-    </w:p>
-    <w:p>
-      <w:pPr>
-        <w:spacing w:after="160" w:line="276" w:lineRule="auto"/>
-      </w:pPr>
-      <w:r>
-        <w:rPr>
-          <w:rFonts w:ascii="Calibri" w:hAnsi="Calibri" w:eastAsia="Calibri"/>
-          <w:b w:val="0"/>
-          <w:i w:val="0"/>
-          <w:sz w:val="22"/>
-        </w:rPr>
-        <w:t>Тигүү машинасы ийне менен жипти так механикалык ыргакта кездемеден өткөрүп, кол менен тигүүгө караганда алда канча тез иштейт. Ал кийим тигүүнү жай кол өнөрчүлүктөн даяр кийим өнөр жайына өткөрүп, ошол эле учурда сансыз үйлөргө кирген.</w:t>
+        <w:t>3. Өнөр жай, энергия жана транспорт</w:t>
       </w:r>
     </w:p>
     <w:p>
       <w:pPr>
         <w:keepNext/>
-        <w:spacing w:before="240" w:after="120"/>
+        <w:widowControl/>
       </w:pPr>
       <w:r>
         <w:rPr>
-          <w:rFonts w:ascii="Calibri" w:hAnsi="Calibri" w:eastAsia="Calibri"/>
-          <w:b/>
-          <w:i w:val="0"/>
-          <w:color w:val="004E8C"/>
-          <w:sz w:val="28"/>
+          <w:sz w:val="20"/>
         </w:rPr>
-        <w:t>Негизги фактылар</w:t>
+        <w:t>Мезгил: болжол менен 1790–1860-жылдар (алгачкы патенттерден үйгө жана фабрикага жарамдуу машиналарга чейин) | Негизги салым кошкондор: Томас Сент; Бартелеми Тимонье; Уолтер Хант; Элиас Хоу; Айзек Зингер жана башка атаандаш патент ээлери</w:t>
+      </w:r>
+    </w:p>
+    <w:p>
+      <w:pPr>
+        <w:widowControl/>
+      </w:pPr>
+      <w:r>
+        <w:t>Тигүү машинасы ийне менен жипти механикалык тартипте кыймылдатып, кездемени колго караганда кыйла тез тигет. Ал кийим жасоону жай кол өнөрчүлүктөн даяр кийим өндүрүшүнө алып өтүп, сансыз үйлөргө кирген.</w:t>
+      </w:r>
+    </w:p>
+    <w:p>
+      <w:pPr>
+        <w:pStyle w:val="Heading1"/>
+        <w:widowControl/>
+      </w:pPr>
+      <w:r>
+        <w:t>Негизги маалыматтар</w:t>
       </w:r>
     </w:p>
     <w:p>
       <w:pPr>
         <w:pStyle w:val="ListBullet"/>
+        <w:widowControl/>
       </w:pPr>
       <w:r>
-        <w:rPr>
-          <w:rFonts w:ascii="Calibri" w:hAnsi="Calibri" w:eastAsia="Calibri"/>
-          <w:b w:val="0"/>
-          <w:i w:val="0"/>
-          <w:sz w:val="22"/>
-        </w:rPr>
-        <w:t>Тигүү машинасынын алгачкы идеялары XVIII кылымдын аягында жана XIX кылымдын башында пайда болгон</w:t>
+        <w:t>Алгачкы тигүү машинасынын идеялары XVIII кылымдын аягы менен XIX кылымдын башында кездешет.</w:t>
       </w:r>
     </w:p>
     <w:p>
       <w:pPr>
         <w:pStyle w:val="ListBullet"/>
+        <w:widowControl/>
       </w:pPr>
       <w:r>
-        <w:rPr>
-          <w:rFonts w:ascii="Calibri" w:hAnsi="Calibri" w:eastAsia="Calibri"/>
-          <w:b w:val="0"/>
-          <w:i w:val="0"/>
-          <w:sz w:val="22"/>
-        </w:rPr>
-        <w:t>1830-жылдары Францияда Тимоньенин чынжыр тигиш машиналары айрым кол менен тигүүчүлөрдүн күч колдонгон каршылыгына туш болгон</w:t>
+        <w:t>Тимоньенин чынжыр тигиш машиналарына 1830-жылдардагы Францияда айрым кол тигүүчүлөр күч колдонуп каршылык көрсөткөн.</w:t>
       </w:r>
     </w:p>
     <w:p>
       <w:pPr>
         <w:pStyle w:val="ListBullet"/>
+        <w:widowControl/>
       </w:pPr>
       <w:r>
-        <w:rPr>
-          <w:rFonts w:ascii="Calibri" w:hAnsi="Calibri" w:eastAsia="Calibri"/>
-          <w:b w:val="0"/>
-          <w:i w:val="0"/>
-          <w:sz w:val="22"/>
-        </w:rPr>
-        <w:t>Элиас Хоунун кош жиптүү тигишке алган патенти (1846-жыл) жана Зингердин практикалык сатуу ыкмасы машинанын жайылышын тездеткен</w:t>
+        <w:t>Элиас Хоунун 1846-жылдагы эки жипти илештирген тигиш патенти жана Зингердин практикалык сатуу ыкмалары жайылышын тездеткен.</w:t>
       </w:r>
     </w:p>
     <w:p>
       <w:pPr>
         <w:pStyle w:val="ListBullet"/>
+        <w:widowControl/>
       </w:pPr>
       <w:r>
-        <w:rPr>
-          <w:rFonts w:ascii="Calibri" w:hAnsi="Calibri" w:eastAsia="Calibri"/>
-          <w:b w:val="0"/>
-          <w:i w:val="0"/>
-          <w:sz w:val="22"/>
-        </w:rPr>
-        <w:t>Патент талаштары негизги механизмдерди биргелешип пайдаланган патенттик бирикмелер менен басаңдап, стандартташууга алып келген</w:t>
+        <w:t>Патент талаштары негизги механизмдерди стандартташтырган биргелешкен патент келишимдери менен аяктаган.</w:t>
       </w:r>
     </w:p>
     <w:p>
       <w:pPr>
         <w:pStyle w:val="ListBullet"/>
+        <w:widowControl/>
       </w:pPr>
       <w:r>
-        <w:rPr>
-          <w:rFonts w:ascii="Calibri" w:hAnsi="Calibri" w:eastAsia="Calibri"/>
-          <w:b w:val="0"/>
-          <w:i w:val="0"/>
-          <w:sz w:val="22"/>
-        </w:rPr>
-        <w:t>Фабрикадагы кийим линиялары менен үй машиналары мода жаңыланган ылдамдыкты жана эмгекти чогуу өзгөрткөн</w:t>
+        <w:t>Фабрикалык кийим линиялары менен үй машиналары чогуу мода ылдамдыгын жана эмгекти өзгөрткөн.</w:t>
       </w:r>
     </w:p>
     <w:p>
       <w:pPr>
-        <w:keepNext/>
-        <w:spacing w:before="240" w:after="120"/>
+        <w:pStyle w:val="Heading1"/>
+        <w:widowControl/>
       </w:pPr>
       <w:r>
-        <w:rPr>
-          <w:rFonts w:ascii="Calibri" w:hAnsi="Calibri" w:eastAsia="Calibri"/>
-          <w:b/>
-          <w:i w:val="0"/>
-          <w:color w:val="004E8C"/>
-          <w:sz w:val="28"/>
-        </w:rPr>
-        <w:t>Бул эмне</w:t>
+        <w:t>Бул эмне?</w:t>
       </w:r>
     </w:p>
     <w:p>
       <w:pPr>
-        <w:spacing w:after="160" w:line="276" w:lineRule="auto"/>
+        <w:widowControl/>
       </w:pPr>
       <w:r>
-        <w:rPr>
-          <w:rFonts w:ascii="Calibri" w:hAnsi="Calibri" w:eastAsia="Calibri"/>
-          <w:b w:val="0"/>
-          <w:i w:val="0"/>
-          <w:sz w:val="22"/>
-        </w:rPr>
-        <w:t>Тигүү машинасы — ийне, жип жана көбүнчө челнок же илмек түзгүчтү ырааттуу кыймылдатып, тигиш жараткан так механизм. Бут педалы же электр мотору анын ыргагын берет, тиштүү жылдыргыч кездемени алдыга сүрөйт. Кош жиптүү жана чынжыр тигиштин бекемдиги, созулмалуулугу жана жип сарптоосу ар башка. Жөнөкөй айтканда, ал адамдын билеги көпкө жеткире албаган ылдамдыкта кездемени тешип, бириктирген чарчабас кол — токтобой иштеген механикалык манжа.</w:t>
+        <w:t>Тигүү машинасында ийне, жип жана көбүнчө челнок же илмек кармагыч макулдашылган цикл менен кыймылдап тигиш түзөт. Бут педалы же электр кыймылдаткычы ыргак берет; тиштүү жылдыргыч кездемени алдыга өткөрөт. Эки жиптүү бекитилген тигиш менен чынжыр тигиштин бышыктыгы, чоюлушу жана жип сарптоосу айырмаланат. Бул адамдын билеги көпкө тең келе албаган ылдамдыкта кездемени тешип бириктирген чарчабас колго окшош.</w:t>
       </w:r>
     </w:p>
     <w:p>
       <w:pPr>
-        <w:keepNext/>
-        <w:spacing w:before="240" w:after="120"/>
+        <w:pStyle w:val="Heading1"/>
+        <w:widowControl/>
       </w:pPr>
       <w:r>
-        <w:rPr>
-          <w:rFonts w:ascii="Calibri" w:hAnsi="Calibri" w:eastAsia="Calibri"/>
-          <w:b/>
-          <w:i w:val="0"/>
-          <w:color w:val="004E8C"/>
-          <w:sz w:val="28"/>
-        </w:rPr>
-        <w:t>Аны ким ачкан же ойлоп тапкан</w:t>
+        <w:t xml:space="preserve">Ким ойлоп тапкан</w:t>
       </w:r>
     </w:p>
     <w:p>
       <w:pPr>
-        <w:spacing w:after="160" w:line="276" w:lineRule="auto"/>
+        <w:widowControl/>
       </w:pPr>
       <w:r>
-        <w:rPr>
-          <w:rFonts w:ascii="Calibri" w:hAnsi="Calibri" w:eastAsia="Calibri"/>
-          <w:b w:val="0"/>
-          <w:i w:val="0"/>
-          <w:sz w:val="22"/>
-        </w:rPr>
-        <w:t>Тигүү машинасынын тарыхында авторлукка доомат көп болуп, сот талаштары узакка созулган. Томас Сент алгачкы идеяларды чиймелеген; Тимонье иштеген чынжыр тигиш машиналарын курган; Хант менен Хоу кош жиптүү тигишти өнүктүргөн; Зингер ишенимдүү машинаны бөлүп төлөө жана оңдоо тармагы менен айкалыштырган. Ондогон патент ээлери соттошуп жатканда механиктер жиптин тартылышын, баскыч таманды жана бобинаны жакшыртышкан. Акча үчүн жана үйдө кийим тиккен аялдар кайсы конструкция чындап иштей турганын колдонуу аркылуу далилдешкен. Белгилүү бренддердин артында бири-бири менен атаандаш көп ойлоп табуучу турат.</w:t>
+        <w:t>Биринчи болгондук тууралуу доолор көп жана соттук талаштуу. Томас Сент алгачкы түшүнүктөрдү чийген; Тимонье иштеген чынжыр тигиш машиналарын курган; Хант менен Хоу эки жипти илештирүү идеяларын өнүктүргөн. Зингер ишенимдүү түзүлүштү бөлүп төлөп сатып алуу жана оңдоо тармактары менен бириктирген. Ондогон патент ээлери сотто талашып жатканда механиктер жиптин тартылышын, баскыч таманды жана шпульканы жакшырткан. Акыга жана үй үчүн тиккен аялдар кайсынысы иштээрин практикада көрсөткөн. Белгилүү бренддердин артында атаандаш доолордун татаал тарыхы жатат.</w:t>
       </w:r>
     </w:p>
     <w:p>
       <w:pPr>
-        <w:keepNext/>
-        <w:spacing w:before="240" w:after="120"/>
+        <w:pStyle w:val="Heading1"/>
+        <w:widowControl/>
       </w:pPr>
       <w:r>
-        <w:rPr>
-          <w:rFonts w:ascii="Calibri" w:hAnsi="Calibri" w:eastAsia="Calibri"/>
-          <w:b/>
-          <w:i w:val="0"/>
-          <w:color w:val="004E8C"/>
-          <w:sz w:val="28"/>
-        </w:rPr>
-        <w:t>Качан жана кантип пайда болгон</w:t>
+        <w:t>Качан жана кантип пайда болгон?</w:t>
       </w:r>
     </w:p>
     <w:p>
       <w:pPr>
-        <w:spacing w:after="160" w:line="276" w:lineRule="auto"/>
+        <w:widowControl/>
       </w:pPr>
       <w:r>
-        <w:rPr>
-          <w:rFonts w:ascii="Calibri" w:hAnsi="Calibri" w:eastAsia="Calibri"/>
-          <w:b w:val="0"/>
-          <w:i w:val="0"/>
-          <w:sz w:val="22"/>
-        </w:rPr>
-        <w:t>Практикалык машиналар 1830–1850-жылдары ар кайсы жерде пайда болуп, алгач устакана менен фабрикага, андан соң үйгө кирген. АКШда кылымдын ортосунан кийин түзүлгөн патенттик бирикме айрым укуктук башаламандыкты токтотуп, бири-бирин алмаштыруучу тетиктерди жайылткан. Кийин электр мотору бут педалын басуу эмгегин жойгон. Даяр кийим өнөр жайы катар тизилген машиналар менен чоң көлөмгө чыккан. Айрымдар үчүн көйнөк арзандаса, башкалар үчүн аз квалификация талап кылган даана акысы бар оор жумуш көбөйгөн.</w:t>
+        <w:t>Ишке жарамдуу машиналар 1830–1850-жылдары ар кайсы жерде ар башка убакта пайда болгон. Адегенде устакана менен фабрикада, кийин үйдө колдонулган. АКШда кылымдын ортосунан кийинки патент бирикмелери укуктук башаламандыкты азайтып, алмашма тетиктерди жайылткан. Электр кыймылдаткычы кийин бут менен иштетүү түйшүгүн жойгон. Катар тизилген машиналар даяр кийим өндүрүшүн кеңейткен. Бирөөлөр үчүн арзан көйнөк, башкалар үчүн көндүмү азыраак талап кылынган дааналап акы төлөнүүчү иш бирге келген.</w:t>
       </w:r>
     </w:p>
     <w:p>
       <w:pPr>
-        <w:keepNext/>
-        <w:spacing w:before="240" w:after="120"/>
+        <w:pStyle w:val="Heading1"/>
+        <w:widowControl/>
       </w:pPr>
       <w:r>
-        <w:rPr>
-          <w:rFonts w:ascii="Calibri" w:hAnsi="Calibri" w:eastAsia="Calibri"/>
-          <w:b/>
-          <w:i w:val="0"/>
-          <w:color w:val="004E8C"/>
-          <w:sz w:val="28"/>
-        </w:rPr>
-        <w:t>Илимий жактан мааниси</w:t>
+        <w:t>Илим үчүн мааниси</w:t>
       </w:r>
     </w:p>
     <w:p>
       <w:pPr>
-        <w:spacing w:after="160" w:line="276" w:lineRule="auto"/>
+        <w:widowControl/>
       </w:pPr>
       <w:r>
-        <w:rPr>
-          <w:rFonts w:ascii="Calibri" w:hAnsi="Calibri" w:eastAsia="Calibri"/>
-          <w:b w:val="0"/>
-          <w:i w:val="0"/>
-          <w:sz w:val="22"/>
-        </w:rPr>
-        <w:t>Тигүү машинасы кулачок механизмин, үзүл-кесил кыймылды жана жиптин геометриясын чакан түзүлүштө көрсөтөт. Жогорку ылдамдыкта тигиш бузулбашы үчүн сапаттуу ийне жана подшипникти жакшы майлоо керек. Убакыт жана кыймылды изилдөө үчүн кийим цехи табигый лабораторияга айланган. Машина жип өлчөмү менен кездеменин сапатын стандартташтырууга да түрткү берген. Айланма кыймылды саатына миңдеген жолу так сайып, илмекти кармоого өткөргөн инженердик чеберчилик үй буюмунун жөнөкөй корпусунда жашырылган.</w:t>
+        <w:t>Тигүү машинасы айланууну башка кыймылга өткөргөн кулачоктордун, үзүлмө кыймылдын жана жип геометриясынын чакан үлгүсү. Жогорку ылдамдыкта тигиш бузулбашы үчүн жакшы ийне жана подшипниктерди майлоо керек. Кийим цехтери убакыт менен кыймылды изилдөөгө ылайык болгон. Машина жип өлчөмдөрүн жана кездеменин жол берилген айырмаларын стандартташтырууну да талап кылган. Үйдөгү чакан тулкуда так инженерия жашырылган: айланууну саатына миңдеген ирет тешүүгө жана илмек кармоого өткөрүү.</w:t>
       </w:r>
     </w:p>
     <w:p>
       <w:pPr>
-        <w:keepNext/>
-        <w:spacing w:before="240" w:after="120"/>
+        <w:pStyle w:val="Heading1"/>
+        <w:widowControl/>
       </w:pPr>
       <w:r>
-        <w:rPr>
-          <w:rFonts w:ascii="Calibri" w:hAnsi="Calibri" w:eastAsia="Calibri"/>
-          <w:b/>
-          <w:i w:val="0"/>
-          <w:color w:val="004E8C"/>
-          <w:sz w:val="28"/>
-        </w:rPr>
-        <w:t>Кийинки өнүгүүлөргө тийгизген таасири</w:t>
+        <w:t>Кийинки өнүгүүгө тийгизген таасири</w:t>
       </w:r>
     </w:p>
     <w:p>
       <w:pPr>
-        <w:spacing w:after="160" w:line="276" w:lineRule="auto"/>
+        <w:widowControl/>
       </w:pPr>
       <w:r>
-        <w:rPr>
-          <w:rFonts w:ascii="Calibri" w:hAnsi="Calibri" w:eastAsia="Calibri"/>
-          <w:b w:val="0"/>
-          <w:i w:val="0"/>
-          <w:sz w:val="22"/>
-        </w:rPr>
-        <w:t>Массалык кийим, аскер формасы жана эмерек каптоо өнөр жайы механикалашкан тигүүгө таянат. Оверлок, сайма жана компьютердик калып менен иштеген машиналар ошол эле так ыргактагы ийне идеясын улантат. Дүйнөлүк жеткирүү чынжырларында мүнөтүнө тигилген сайма чыгымдын бирдиги катары эсептелет. Механикалашкан тигүү болбосо, тез мода тармагындагы негизги өндүрүш тоскоолдугу чечилмек эмес — анын жакшы жана жаман кесепеттери менен кошо.</w:t>
+        <w:t>Массалык кийим, аскердик форма жана эмерек каптоо механикалык тигүүгө таянат. Кырды бастырган оверлок, сайма жана компьютердик үлгү машиналары ошол эле убактысы так ийнени улантат. Дүйнөлүк жеткирүү тармактары мүнөттөгү тигиш санын чыгым бирдиги катары карайт. Тигүү машинасы болбосо, тез өзгөргөн мода тармагынын өндүрүштү ылдамдаткан негизги куралы болмок эмес; мунун жакшы да, жаман да жагы бар.</w:t>
       </w:r>
     </w:p>
     <w:p>
       <w:pPr>
-        <w:keepNext/>
-        <w:spacing w:before="240" w:after="120"/>
+        <w:pStyle w:val="Heading1"/>
+        <w:widowControl/>
       </w:pPr>
       <w:r>
-        <w:rPr>
-          <w:rFonts w:ascii="Calibri" w:hAnsi="Calibri" w:eastAsia="Calibri"/>
-          <w:b/>
-          <w:i w:val="0"/>
-          <w:color w:val="004E8C"/>
-          <w:sz w:val="28"/>
-        </w:rPr>
-        <w:t>Адамдардын жашоосун кантип өзгөрткөн</w:t>
+        <w:t>Адамдардын жашоосун кантип өзгөрткөн?</w:t>
       </w:r>
     </w:p>
     <w:p>
       <w:pPr>
-        <w:spacing w:after="160" w:line="276" w:lineRule="auto"/>
+        <w:widowControl/>
       </w:pPr>
       <w:r>
-        <w:rPr>
-          <w:rFonts w:ascii="Calibri" w:hAnsi="Calibri" w:eastAsia="Calibri"/>
-          <w:b w:val="0"/>
-          <w:i w:val="0"/>
-          <w:sz w:val="22"/>
-        </w:rPr>
-        <w:t>Кийим көбөйүп, мода тез жаңылана баштаган; жамоо менен жаңы буюм сатып алуу атаандашкан. Көп аял фабрикада же үйдөн акыга тигип киреше тапкан, бирок көбүнчө өтө катуу норма менен иштеген; башкалары үй машинасынын жардамы менен кечки убактысын үнөмдөгөн. Тигүүчүлөрдүн кол өнөрчүлүк кадыр-баркы өзгөргөн. Денеге кийим даярдоо жай кол эмгеги болбой калган, бирок анын ордуна жаңы эмгек тартиби келген.</w:t>
+        <w:t>Кийим көбөйүп, үлгүлөр тез алмашкан; жамоо жаңыга алмаштыруу менен атаандашкан. Көп аял фабрикада же үйдөн заказ алып акыга тиккен, көп учурда оор норма алдында иштеген. Башкалары үй машинасы менен кечки убакытты үнөмдөгөн. Тигүүчүнүн кесиптик кадыр-баркы өзгөргөн. Кийим жасоо жай кол эмгеги менен гана чектелбей калган, бирок анын ордуна жаңы эмгек тартиптери келген.</w:t>
       </w:r>
     </w:p>
     <w:p>
       <w:pPr>
-        <w:keepNext/>
-        <w:spacing w:before="240" w:after="120"/>
+        <w:pStyle w:val="Heading1"/>
+        <w:widowControl/>
       </w:pPr>
       <w:r>
-        <w:rPr>
-          <w:rFonts w:ascii="Calibri" w:hAnsi="Calibri" w:eastAsia="Calibri"/>
-          <w:b/>
-          <w:i w:val="0"/>
-          <w:color w:val="004E8C"/>
-          <w:sz w:val="28"/>
-        </w:rPr>
-        <w:t>Булактар жана шилтемелер</w:t>
+        <w:t>Булактар жана кошумча окуу</w:t>
       </w:r>
     </w:p>
     <w:p>
       <w:pPr>
-        <w:keepNext/>
-        <w:spacing w:before="240" w:after="120"/>
+        <w:pStyle w:val="Heading2"/>
+        <w:widowControl/>
       </w:pPr>
       <w:r>
         <w:rPr>
-          <w:rFonts w:ascii="Calibri" w:hAnsi="Calibri" w:eastAsia="Calibri"/>
-          <w:b/>
-          <w:i w:val="0"/>
-          <w:color w:val="004E8C"/>
-          <w:sz w:val="24"/>
+          <w:sz w:val="20"/>
         </w:rPr>
-        <w:t>A. Китептер жана негизги илимий эмгектер</w:t>
+        <w:t>Китептер жана негизги илимий эмгектер</w:t>
       </w:r>
     </w:p>
     <w:p>
       <w:pPr>
-        <w:spacing w:after="80"/>
-        <w:ind w:left="360"/>
+        <w:widowControl/>
       </w:pPr>
       <w:r>
         <w:rPr>
-          <w:rFonts w:ascii="Calibri" w:hAnsi="Calibri" w:eastAsia="Calibri"/>
-          <w:b w:val="0"/>
-          <w:i w:val="0"/>
-          <w:sz w:val="22"/>
+          <w:sz w:val="20"/>
         </w:rPr>
         <w:t>1. Cooper, Grace Rogers. The Sewing Machine: Its Invention and Development. 2nd ed. Washington, D.C.: Smithsonian Institution Press, 1976.</w:t>
       </w:r>
     </w:p>
     <w:p>
       <w:pPr>
-        <w:keepNext/>
-        <w:spacing w:before="240" w:after="120"/>
+        <w:pStyle w:val="Heading2"/>
+        <w:widowControl/>
       </w:pPr>
       <w:r>
         <w:rPr>
-          <w:rFonts w:ascii="Calibri" w:hAnsi="Calibri" w:eastAsia="Calibri"/>
-          <w:b/>
-          <w:i w:val="0"/>
-          <w:color w:val="004E8C"/>
-          <w:sz w:val="24"/>
+          <w:sz w:val="20"/>
         </w:rPr>
-        <w:t>C. Мекемелердин материалдары жана энциклопедиялык булактар</w:t>
+        <w:t>Уюмдардын жана энциклопедиялардын материалдары</w:t>
       </w:r>
     </w:p>
     <w:p>
       <w:pPr>
-        <w:spacing w:after="80"/>
-        <w:ind w:left="360"/>
+        <w:widowControl/>
       </w:pPr>
       <w:r>
         <w:rPr>
-          <w:rFonts w:ascii="Calibri" w:hAnsi="Calibri" w:eastAsia="Calibri"/>
-          <w:b w:val="0"/>
-          <w:i w:val="0"/>
-          <w:sz w:val="22"/>
+          <w:sz w:val="20"/>
         </w:rPr>
-        <w:t>1. Encyclopaedia Britannica. “Sewing machine” (“Тигүү машинасы”).</w:t>
-      </w:r>
-      <w:r>
-        <w:rPr>
-          <w:rFonts w:ascii="Calibri" w:hAnsi="Calibri" w:eastAsia="Calibri"/>
-          <w:b w:val="0"/>
-          <w:i w:val="0"/>
-          <w:sz w:val="22"/>
-        </w:rPr>
-        <w:t xml:space="preserve"> </w:t>
+        <w:t xml:space="preserve">1. Encyclopaedia Britannica. 'Sewing machine.' </w:t>
       </w:r>
       <w:hyperlink r:id="rId9">
         <w:r>
           <w:rPr>
-            <w:rFonts w:ascii="Calibri" w:hAnsi="Calibri" w:eastAsia="Calibri"/>
-            <w:b w:val="0"/>
-            <w:i w:val="0"/>
-            <w:sz w:val="22"/>
-            <w:color w:val="0563C1"/>
-            <w:u w:val="single"/>
+            <w:sz w:val="20"/>
           </w:rPr>
           <w:t>https://www.britannica.com/technology/sewing-machine</w:t>
         </w:r>
       </w:hyperlink>
+      <w:r>
+        <w:rPr>
+          <w:sz w:val="20"/>
+        </w:rPr>
+      </w:r>
     </w:p>
     <w:p>
       <w:pPr>
-        <w:spacing w:after="80"/>
-        <w:ind w:left="360"/>
+        <w:widowControl/>
       </w:pPr>
       <w:r>
         <w:rPr>
-          <w:rFonts w:ascii="Calibri" w:hAnsi="Calibri" w:eastAsia="Calibri"/>
-          <w:b w:val="0"/>
-          <w:i w:val="0"/>
-          <w:sz w:val="22"/>
+          <w:sz w:val="20"/>
         </w:rPr>
-        <w:t>2. Encyclopaedia Britannica. “Elias Howe” (“Элиас Хоу”).</w:t>
-      </w:r>
-      <w:r>
-        <w:rPr>
-          <w:rFonts w:ascii="Calibri" w:hAnsi="Calibri" w:eastAsia="Calibri"/>
-          <w:b w:val="0"/>
-          <w:i w:val="0"/>
-          <w:sz w:val="22"/>
-        </w:rPr>
-        <w:t xml:space="preserve"> </w:t>
+        <w:t xml:space="preserve">2. Encyclopaedia Britannica. 'Elias Howe.' </w:t>
       </w:r>
       <w:hyperlink r:id="rId10">
         <w:r>
           <w:rPr>
-            <w:rFonts w:ascii="Calibri" w:hAnsi="Calibri" w:eastAsia="Calibri"/>
-            <w:b w:val="0"/>
-            <w:i w:val="0"/>
-            <w:sz w:val="22"/>
-            <w:color w:val="0563C1"/>
-            <w:u w:val="single"/>
+            <w:sz w:val="20"/>
           </w:rPr>
           <w:t>https://www.britannica.com/biography/Elias-Howe</w:t>
         </w:r>
       </w:hyperlink>
-    </w:p>
-    <w:p>
-      <w:pPr>
-        <w:keepNext/>
-        <w:spacing w:before="240" w:after="120"/>
-      </w:pPr>
       <w:r>
         <w:rPr>
-          <w:rFonts w:ascii="Calibri" w:hAnsi="Calibri" w:eastAsia="Calibri"/>
-          <w:b/>
-          <w:i w:val="0"/>
-          <w:color w:val="004E8C"/>
-          <w:sz w:val="24"/>
+          <w:sz w:val="20"/>
         </w:rPr>
-        <w:t>D. Музейлердин, архивдердин жана китепканалардын материалдары</w:t>
       </w:r>
     </w:p>
     <w:p>
       <w:pPr>
-        <w:spacing w:after="80"/>
-        <w:ind w:left="360"/>
+        <w:pStyle w:val="Heading2"/>
+        <w:widowControl/>
       </w:pPr>
       <w:r>
         <w:rPr>
-          <w:rFonts w:ascii="Calibri" w:hAnsi="Calibri" w:eastAsia="Calibri"/>
-          <w:b w:val="0"/>
-          <w:i w:val="0"/>
-          <w:sz w:val="22"/>
+          <w:sz w:val="20"/>
         </w:rPr>
-        <w:t>1. Science Museum (London). Тигүү машиналары жана кездеме өндүрүшүнө байланыштуу буюмдар.</w:t>
+        <w:t>Музейлердин, архивдердин жана китепканалардын материалдары</w:t>
       </w:r>
+    </w:p>
+    <w:p>
+      <w:pPr>
+        <w:widowControl/>
+      </w:pPr>
       <w:r>
         <w:rPr>
-          <w:rFonts w:ascii="Calibri" w:hAnsi="Calibri" w:eastAsia="Calibri"/>
-          <w:b w:val="0"/>
-          <w:i w:val="0"/>
-          <w:sz w:val="22"/>
+          <w:sz w:val="20"/>
         </w:rPr>
-        <w:t xml:space="preserve"> </w:t>
+        <w:t xml:space="preserve">1. Science Museum (London). Sewing machines and textile production objects. </w:t>
       </w:r>
       <w:hyperlink r:id="rId11">
         <w:r>
           <w:rPr>
-            <w:rFonts w:ascii="Calibri" w:hAnsi="Calibri" w:eastAsia="Calibri"/>
-            <w:b w:val="0"/>
-            <w:i w:val="0"/>
-            <w:sz w:val="22"/>
-            <w:color w:val="0563C1"/>
-            <w:u w:val="single"/>
+            <w:sz w:val="20"/>
           </w:rPr>
           <w:t>https://www.sciencemuseum.org.uk/objects-and-stories</w:t>
         </w:r>
       </w:hyperlink>
-    </w:p>
-    <w:p>
-      <w:pPr>
-        <w:keepNext/>
-        <w:spacing w:before="240" w:after="120"/>
-      </w:pPr>
       <w:r>
         <w:rPr>
-          <w:rFonts w:ascii="Calibri" w:hAnsi="Calibri" w:eastAsia="Calibri"/>
-          <w:b/>
-          <w:i w:val="0"/>
-          <w:color w:val="004E8C"/>
-          <w:sz w:val="24"/>
+          <w:sz w:val="20"/>
         </w:rPr>
-        <w:t>J. Басма сөз, илимий-популярдуу жана жалпы маалымат булактары</w:t>
       </w:r>
     </w:p>
     <w:p>
       <w:pPr>
-        <w:spacing w:after="80"/>
-        <w:ind w:left="360"/>
+        <w:pStyle w:val="Heading2"/>
+        <w:widowControl/>
       </w:pPr>
       <w:r>
         <w:rPr>
-          <w:rFonts w:ascii="Calibri" w:hAnsi="Calibri" w:eastAsia="Calibri"/>
-          <w:b w:val="0"/>
-          <w:i w:val="0"/>
-          <w:sz w:val="22"/>
+          <w:sz w:val="20"/>
         </w:rPr>
-        <w:t>1. Smithsonian Magazine. “How the Sewing Machine Revolutionized America”.</w:t>
+        <w:t>Басма сөз, илимий-популярдуу жана маалымдама материалдар</w:t>
       </w:r>
+    </w:p>
+    <w:p>
+      <w:pPr>
+        <w:widowControl/>
+      </w:pPr>
       <w:r>
         <w:rPr>
-          <w:rFonts w:ascii="Calibri" w:hAnsi="Calibri" w:eastAsia="Calibri"/>
-          <w:b w:val="0"/>
-          <w:i w:val="0"/>
-          <w:sz w:val="22"/>
+          <w:sz w:val="20"/>
         </w:rPr>
-        <w:t xml:space="preserve"> </w:t>
+        <w:t xml:space="preserve">1. Smithsonian Magazine. 'How the Sewing Machine Revolutionized America.' </w:t>
       </w:r>
       <w:hyperlink r:id="rId12">
         <w:r>
           <w:rPr>
-            <w:rFonts w:ascii="Calibri" w:hAnsi="Calibri" w:eastAsia="Calibri"/>
-            <w:b w:val="0"/>
-            <w:i w:val="0"/>
-            <w:sz w:val="22"/>
-            <w:color w:val="0563C1"/>
-            <w:u w:val="single"/>
+            <w:sz w:val="20"/>
           </w:rPr>
           <w:t>https://www.smithsonianmag.com/smithsonian-institution/how-sewing-machine-revolutionized-america-180964377/</w:t>
         </w:r>
       </w:hyperlink>
+      <w:r>
+        <w:rPr>
+          <w:sz w:val="20"/>
+        </w:rPr>
+      </w:r>
     </w:p>
     <w:sectPr>
-      <w:pgSz w:w="12240" w:h="15840"/>
-      <w:pgMar w:top="1296" w:right="1440" w:bottom="1296" w:left="1440" w:header="720" w:footer="720" w:gutter="0"/>
+      <w:footerReference w:type="default" r:id="rId13"/>
+      <w:pgSz w:w="11906" w:h="16838"/>
+      <w:pgMar w:top="1020" w:right="1134" w:bottom="1020" w:left="1134" w:header="720" w:footer="720" w:gutter="0"/>
       <w:cols w:space="720"/>
       <w:docGrid w:linePitch="360"/>
     </w:sectPr>
   </w:body>
 </w:document>
+</file>
+
+<file path=word/footer1.xml><?xml version="1.0" encoding="utf-8"?>
+<w:ftr xmlns:m="http://schemas.openxmlformats.org/officeDocument/2006/math" xmlns:mc="http://schemas.openxmlformats.org/markup-compatibility/2006" xmlns:mo="http://schemas.microsoft.com/office/mac/office/2008/main" xmlns:mv="urn:schemas-microsoft-com:mac:vml" xmlns:o="urn:schemas-microsoft-com:office:office" xmlns:r="http://schemas.openxmlformats.org/officeDocument/2006/relationships" xmlns:v="urn:schemas-microsoft-com:vml" xmlns:w10="urn:schemas-microsoft-com:office:word" xmlns:w14="http://schemas.microsoft.com/office/word/2010/wordml" xmlns:w="http://schemas.openxmlformats.org/wordprocessingml/2006/main" xmlns:wne="http://schemas.microsoft.com/office/word/2006/wordml" xmlns:wp14="http://schemas.microsoft.com/office/word/2010/wordprocessingDrawing" xmlns:wp="http://schemas.openxmlformats.org/drawingml/2006/wordprocessingDrawing" xmlns:wpc="http://schemas.microsoft.com/office/word/2010/wordprocessingCanvas" xmlns:wpg="http://schemas.microsoft.com/office/word/2010/wordprocessingGroup" xmlns:wpi="http://schemas.microsoft.com/office/word/2010/wordprocessingInk" xmlns:wps="http://schemas.microsoft.com/office/word/2010/wordprocessingShape" mc:Ignorable="w14 wp14">
+  <w:p>
+    <w:pPr>
+      <w:pStyle w:val="Footer"/>
+      <w:jc w:val="right"/>
+    </w:pPr>
+    <w:fldSimple w:instr="PAGE"/>
+  </w:p>
+</w:ftr>
 </file>
 
 <file path=word/numbering.xml><?xml version="1.0" encoding="utf-8"?>
@@ -788,7 +594,7 @@
   <w:docDefaults>
     <w:rPrDefault>
       <w:rPr>
-        <w:rFonts w:asciiTheme="minorHAnsi" w:eastAsiaTheme="minorEastAsia" w:hAnsiTheme="minorHAnsi" w:cstheme="minorBidi"/>
+        <w:rFonts/>
         <w:sz w:val="22"/>
         <w:szCs w:val="22"/>
         <w:lang w:val="en-US" w:eastAsia="en-US" w:bidi="ar-SA"/>
@@ -943,6 +749,15 @@
     <w:name w:val="Normal"/>
     <w:qFormat/>
     <w:rsid w:val="00FC693F"/>
+    <w:pPr>
+      <w:spacing w:after="120" w:line="259" w:lineRule="auto"/>
+    </w:pPr>
+    <w:rPr>
+      <w:rFonts w:ascii="Times New Roman" w:hAnsi="Times New Roman"/>
+      <w:color w:val="000000"/>
+      <w:sz w:val="24"/>
+      <w:lang w:val="ky-KG"/>
+    </w:rPr>
   </w:style>
   <w:style w:type="paragraph" w:styleId="Header">
     <w:name w:val="header"/>
@@ -999,16 +814,17 @@
     <w:pPr>
       <w:keepNext/>
       <w:keepLines/>
-      <w:spacing w:before="480" w:after="0"/>
+      <w:spacing w:before="480" w:after="120" w:line="259" w:lineRule="auto"/>
       <w:outlineLvl w:val="0"/>
     </w:pPr>
     <w:rPr>
-      <w:rFonts w:asciiTheme="majorHAnsi" w:eastAsiaTheme="majorEastAsia" w:hAnsiTheme="majorHAnsi" w:cstheme="majorBidi"/>
+      <w:rFonts w:ascii="Times New Roman" w:hAnsi="Times New Roman"/>
       <w:b/>
       <w:bCs/>
-      <w:color w:val="365F91" w:themeColor="accent1" w:themeShade="BF"/>
-      <w:sz w:val="28"/>
+      <w:color w:val="000000"/>
+      <w:sz w:val="26"/>
       <w:szCs w:val="28"/>
+      <w:lang w:val="ky-KG"/>
     </w:rPr>
   </w:style>
   <w:style w:type="paragraph" w:styleId="Heading2">
@@ -1023,16 +839,17 @@
     <w:pPr>
       <w:keepNext/>
       <w:keepLines/>
-      <w:spacing w:before="200" w:after="0"/>
+      <w:spacing w:before="200" w:after="120" w:line="259" w:lineRule="auto"/>
       <w:outlineLvl w:val="1"/>
     </w:pPr>
     <w:rPr>
-      <w:rFonts w:asciiTheme="majorHAnsi" w:eastAsiaTheme="majorEastAsia" w:hAnsiTheme="majorHAnsi" w:cstheme="majorBidi"/>
+      <w:rFonts w:ascii="Times New Roman" w:hAnsi="Times New Roman"/>
       <w:b/>
       <w:bCs/>
-      <w:color w:val="4F81BD" w:themeColor="accent1"/>
+      <w:color w:val="000000"/>
       <w:sz w:val="26"/>
       <w:szCs w:val="26"/>
+      <w:lang w:val="ky-KG"/>
     </w:rPr>
   </w:style>
   <w:style w:type="paragraph" w:styleId="Heading3">
@@ -1051,7 +868,7 @@
       <w:outlineLvl w:val="2"/>
     </w:pPr>
     <w:rPr>
-      <w:rFonts w:asciiTheme="majorHAnsi" w:eastAsiaTheme="majorEastAsia" w:hAnsiTheme="majorHAnsi" w:cstheme="majorBidi"/>
+      <w:rFonts/>
       <w:b/>
       <w:bCs/>
       <w:color w:val="4F81BD" w:themeColor="accent1"/>
@@ -1074,7 +891,7 @@
       <w:outlineLvl w:val="3"/>
     </w:pPr>
     <w:rPr>
-      <w:rFonts w:asciiTheme="majorHAnsi" w:eastAsiaTheme="majorEastAsia" w:hAnsiTheme="majorHAnsi" w:cstheme="majorBidi"/>
+      <w:rFonts/>
       <w:b/>
       <w:bCs/>
       <w:i/>
@@ -1099,7 +916,7 @@
       <w:outlineLvl w:val="4"/>
     </w:pPr>
     <w:rPr>
-      <w:rFonts w:asciiTheme="majorHAnsi" w:eastAsiaTheme="majorEastAsia" w:hAnsiTheme="majorHAnsi" w:cstheme="majorBidi"/>
+      <w:rFonts/>
       <w:color w:val="243F60" w:themeColor="accent1" w:themeShade="7F"/>
     </w:rPr>
   </w:style>
@@ -1120,7 +937,7 @@
       <w:outlineLvl w:val="5"/>
     </w:pPr>
     <w:rPr>
-      <w:rFonts w:asciiTheme="majorHAnsi" w:eastAsiaTheme="majorEastAsia" w:hAnsiTheme="majorHAnsi" w:cstheme="majorBidi"/>
+      <w:rFonts/>
       <w:i/>
       <w:iCs/>
       <w:color w:val="243F60" w:themeColor="accent1" w:themeShade="7F"/>
@@ -1143,7 +960,7 @@
       <w:outlineLvl w:val="6"/>
     </w:pPr>
     <w:rPr>
-      <w:rFonts w:asciiTheme="majorHAnsi" w:eastAsiaTheme="majorEastAsia" w:hAnsiTheme="majorHAnsi" w:cstheme="majorBidi"/>
+      <w:rFonts/>
       <w:i/>
       <w:iCs/>
       <w:color w:val="404040" w:themeColor="text1" w:themeTint="BF"/>
@@ -1166,7 +983,7 @@
       <w:outlineLvl w:val="7"/>
     </w:pPr>
     <w:rPr>
-      <w:rFonts w:asciiTheme="majorHAnsi" w:eastAsiaTheme="majorEastAsia" w:hAnsiTheme="majorHAnsi" w:cstheme="majorBidi"/>
+      <w:rFonts/>
       <w:color w:val="4F81BD" w:themeColor="accent1"/>
       <w:sz w:val="20"/>
       <w:szCs w:val="20"/>
@@ -1189,7 +1006,7 @@
       <w:outlineLvl w:val="8"/>
     </w:pPr>
     <w:rPr>
-      <w:rFonts w:asciiTheme="majorHAnsi" w:eastAsiaTheme="majorEastAsia" w:hAnsiTheme="majorHAnsi" w:cstheme="majorBidi"/>
+      <w:rFonts/>
       <w:i/>
       <w:iCs/>
       <w:color w:val="404040" w:themeColor="text1" w:themeTint="BF"/>
@@ -1240,7 +1057,7 @@
     <w:uiPriority w:val="9"/>
     <w:rsid w:val="00FC693F"/>
     <w:rPr>
-      <w:rFonts w:asciiTheme="majorHAnsi" w:eastAsiaTheme="majorEastAsia" w:hAnsiTheme="majorHAnsi" w:cstheme="majorBidi"/>
+      <w:rFonts/>
       <w:b/>
       <w:bCs/>
       <w:color w:val="365F91" w:themeColor="accent1" w:themeShade="BF"/>
@@ -1255,7 +1072,7 @@
     <w:uiPriority w:val="9"/>
     <w:rsid w:val="00FC693F"/>
     <w:rPr>
-      <w:rFonts w:asciiTheme="majorHAnsi" w:eastAsiaTheme="majorEastAsia" w:hAnsiTheme="majorHAnsi" w:cstheme="majorBidi"/>
+      <w:rFonts/>
       <w:b/>
       <w:bCs/>
       <w:color w:val="4F81BD" w:themeColor="accent1"/>
@@ -1270,7 +1087,7 @@
     <w:uiPriority w:val="9"/>
     <w:rsid w:val="00FC693F"/>
     <w:rPr>
-      <w:rFonts w:asciiTheme="majorHAnsi" w:eastAsiaTheme="majorEastAsia" w:hAnsiTheme="majorHAnsi" w:cstheme="majorBidi"/>
+      <w:rFonts/>
       <w:b/>
       <w:bCs/>
       <w:color w:val="4F81BD" w:themeColor="accent1"/>
@@ -1285,19 +1102,17 @@
     <w:qFormat/>
     <w:rsid w:val="00FC693F"/>
     <w:pPr>
-      <w:pBdr>
-        <w:bottom w:val="single" w:sz="8" w:space="4" w:color="4F81BD" w:themeColor="accent1"/>
-      </w:pBdr>
-      <w:spacing w:after="300" w:line="240" w:lineRule="auto"/>
+      <w:spacing w:after="120" w:line="259" w:lineRule="auto"/>
       <w:contextualSpacing/>
     </w:pPr>
     <w:rPr>
-      <w:rFonts w:asciiTheme="majorHAnsi" w:eastAsiaTheme="majorEastAsia" w:hAnsiTheme="majorHAnsi" w:cstheme="majorBidi"/>
-      <w:color w:val="17365D" w:themeColor="text2" w:themeShade="BF"/>
+      <w:rFonts w:ascii="Times New Roman" w:hAnsi="Times New Roman"/>
+      <w:color w:val="000000"/>
       <w:spacing w:val="5"/>
       <w:kern w:val="28"/>
-      <w:sz w:val="52"/>
+      <w:sz w:val="40"/>
       <w:szCs w:val="52"/>
+      <w:lang w:val="ky-KG"/>
     </w:rPr>
   </w:style>
   <w:style w:type="character" w:customStyle="1" w:styleId="TitleChar">
@@ -1307,7 +1122,7 @@
     <w:uiPriority w:val="10"/>
     <w:rsid w:val="00FC693F"/>
     <w:rPr>
-      <w:rFonts w:asciiTheme="majorHAnsi" w:eastAsiaTheme="majorEastAsia" w:hAnsiTheme="majorHAnsi" w:cstheme="majorBidi"/>
+      <w:rFonts/>
       <w:color w:val="17365D" w:themeColor="text2" w:themeShade="BF"/>
       <w:spacing w:val="5"/>
       <w:kern w:val="28"/>
@@ -1329,7 +1144,7 @@
       </w:numPr>
     </w:pPr>
     <w:rPr>
-      <w:rFonts w:asciiTheme="majorHAnsi" w:eastAsiaTheme="majorEastAsia" w:hAnsiTheme="majorHAnsi" w:cstheme="majorBidi"/>
+      <w:rFonts/>
       <w:i/>
       <w:iCs/>
       <w:color w:val="4F81BD" w:themeColor="accent1"/>
@@ -1345,7 +1160,7 @@
     <w:uiPriority w:val="11"/>
     <w:rsid w:val="00FC693F"/>
     <w:rPr>
-      <w:rFonts w:asciiTheme="majorHAnsi" w:eastAsiaTheme="majorEastAsia" w:hAnsiTheme="majorHAnsi" w:cstheme="majorBidi"/>
+      <w:rFonts/>
       <w:i/>
       <w:iCs/>
       <w:color w:val="4F81BD" w:themeColor="accent1"/>
@@ -1470,8 +1285,15 @@
       <w:numPr>
         <w:numId w:val="1"/>
       </w:numPr>
+      <w:spacing w:after="120" w:line="259" w:lineRule="auto"/>
       <w:contextualSpacing/>
     </w:pPr>
+    <w:rPr>
+      <w:rFonts w:ascii="Times New Roman" w:hAnsi="Times New Roman"/>
+      <w:color w:val="000000"/>
+      <w:sz w:val="24"/>
+      <w:lang w:val="ky-KG"/>
+    </w:rPr>
   </w:style>
   <w:style w:type="paragraph" w:styleId="ListBullet2">
     <w:name w:val="List Bullet 2"/>
@@ -1643,7 +1465,7 @@
     <w:semiHidden/>
     <w:rsid w:val="00FC693F"/>
     <w:rPr>
-      <w:rFonts w:asciiTheme="majorHAnsi" w:eastAsiaTheme="majorEastAsia" w:hAnsiTheme="majorHAnsi" w:cstheme="majorBidi"/>
+      <w:rFonts/>
       <w:b/>
       <w:bCs/>
       <w:i/>
@@ -1659,7 +1481,7 @@
     <w:semiHidden/>
     <w:rsid w:val="00FC693F"/>
     <w:rPr>
-      <w:rFonts w:asciiTheme="majorHAnsi" w:eastAsiaTheme="majorEastAsia" w:hAnsiTheme="majorHAnsi" w:cstheme="majorBidi"/>
+      <w:rFonts/>
       <w:color w:val="243F60" w:themeColor="accent1" w:themeShade="7F"/>
     </w:rPr>
   </w:style>
@@ -1671,7 +1493,7 @@
     <w:semiHidden/>
     <w:rsid w:val="00FC693F"/>
     <w:rPr>
-      <w:rFonts w:asciiTheme="majorHAnsi" w:eastAsiaTheme="majorEastAsia" w:hAnsiTheme="majorHAnsi" w:cstheme="majorBidi"/>
+      <w:rFonts/>
       <w:i/>
       <w:iCs/>
       <w:color w:val="243F60" w:themeColor="accent1" w:themeShade="7F"/>
@@ -1685,7 +1507,7 @@
     <w:semiHidden/>
     <w:rsid w:val="00FC693F"/>
     <w:rPr>
-      <w:rFonts w:asciiTheme="majorHAnsi" w:eastAsiaTheme="majorEastAsia" w:hAnsiTheme="majorHAnsi" w:cstheme="majorBidi"/>
+      <w:rFonts/>
       <w:i/>
       <w:iCs/>
       <w:color w:val="404040" w:themeColor="text1" w:themeTint="BF"/>
@@ -1699,7 +1521,7 @@
     <w:semiHidden/>
     <w:rsid w:val="00FC693F"/>
     <w:rPr>
-      <w:rFonts w:asciiTheme="majorHAnsi" w:eastAsiaTheme="majorEastAsia" w:hAnsiTheme="majorHAnsi" w:cstheme="majorBidi"/>
+      <w:rFonts/>
       <w:color w:val="4F81BD" w:themeColor="accent1"/>
       <w:sz w:val="20"/>
       <w:szCs w:val="20"/>
@@ -1713,7 +1535,7 @@
     <w:semiHidden/>
     <w:rsid w:val="00FC693F"/>
     <w:rPr>
-      <w:rFonts w:asciiTheme="majorHAnsi" w:eastAsiaTheme="majorEastAsia" w:hAnsiTheme="majorHAnsi" w:cstheme="majorBidi"/>
+      <w:rFonts/>
       <w:i/>
       <w:iCs/>
       <w:color w:val="404040" w:themeColor="text1" w:themeTint="BF"/>
@@ -1772,9 +1594,6 @@
     <w:qFormat/>
     <w:rsid w:val="00FC693F"/>
     <w:pPr>
-      <w:pBdr>
-        <w:bottom w:val="single" w:sz="4" w:space="4" w:color="4F81BD" w:themeColor="accent1"/>
-      </w:pBdr>
       <w:spacing w:before="200" w:after="280"/>
       <w:ind w:left="936" w:right="936"/>
     </w:pPr>
@@ -3302,7 +3121,7 @@
         <w:spacing w:before="0" w:after="0" w:line="240" w:lineRule="auto"/>
       </w:pPr>
       <w:rPr>
-        <w:rFonts w:asciiTheme="majorHAnsi" w:eastAsiaTheme="majorEastAsia" w:hAnsiTheme="majorHAnsi" w:cstheme="majorBidi"/>
+        <w:rFonts/>
         <w:b/>
         <w:bCs/>
       </w:rPr>
@@ -3323,7 +3142,7 @@
         <w:spacing w:before="0" w:after="0" w:line="240" w:lineRule="auto"/>
       </w:pPr>
       <w:rPr>
-        <w:rFonts w:asciiTheme="majorHAnsi" w:eastAsiaTheme="majorEastAsia" w:hAnsiTheme="majorHAnsi" w:cstheme="majorBidi"/>
+        <w:rFonts/>
         <w:b/>
         <w:bCs/>
       </w:rPr>
@@ -3341,14 +3160,14 @@
     </w:tblStylePr>
     <w:tblStylePr w:type="firstCol">
       <w:rPr>
-        <w:rFonts w:asciiTheme="majorHAnsi" w:eastAsiaTheme="majorEastAsia" w:hAnsiTheme="majorHAnsi" w:cstheme="majorBidi"/>
+        <w:rFonts/>
         <w:b/>
         <w:bCs/>
       </w:rPr>
     </w:tblStylePr>
     <w:tblStylePr w:type="lastCol">
       <w:rPr>
-        <w:rFonts w:asciiTheme="majorHAnsi" w:eastAsiaTheme="majorEastAsia" w:hAnsiTheme="majorHAnsi" w:cstheme="majorBidi"/>
+        <w:rFonts/>
         <w:b/>
         <w:bCs/>
       </w:rPr>
@@ -3432,7 +3251,7 @@
         <w:spacing w:before="0" w:after="0" w:line="240" w:lineRule="auto"/>
       </w:pPr>
       <w:rPr>
-        <w:rFonts w:asciiTheme="majorHAnsi" w:eastAsiaTheme="majorEastAsia" w:hAnsiTheme="majorHAnsi" w:cstheme="majorBidi"/>
+        <w:rFonts/>
         <w:b/>
         <w:bCs/>
       </w:rPr>
@@ -3453,7 +3272,7 @@
         <w:spacing w:before="0" w:after="0" w:line="240" w:lineRule="auto"/>
       </w:pPr>
       <w:rPr>
-        <w:rFonts w:asciiTheme="majorHAnsi" w:eastAsiaTheme="majorEastAsia" w:hAnsiTheme="majorHAnsi" w:cstheme="majorBidi"/>
+        <w:rFonts/>
         <w:b/>
         <w:bCs/>
       </w:rPr>
@@ -3471,14 +3290,14 @@
     </w:tblStylePr>
     <w:tblStylePr w:type="firstCol">
       <w:rPr>
-        <w:rFonts w:asciiTheme="majorHAnsi" w:eastAsiaTheme="majorEastAsia" w:hAnsiTheme="majorHAnsi" w:cstheme="majorBidi"/>
+        <w:rFonts/>
         <w:b/>
         <w:bCs/>
       </w:rPr>
     </w:tblStylePr>
     <w:tblStylePr w:type="lastCol">
       <w:rPr>
-        <w:rFonts w:asciiTheme="majorHAnsi" w:eastAsiaTheme="majorEastAsia" w:hAnsiTheme="majorHAnsi" w:cstheme="majorBidi"/>
+        <w:rFonts/>
         <w:b/>
         <w:bCs/>
       </w:rPr>
@@ -3562,7 +3381,7 @@
         <w:spacing w:before="0" w:after="0" w:line="240" w:lineRule="auto"/>
       </w:pPr>
       <w:rPr>
-        <w:rFonts w:asciiTheme="majorHAnsi" w:eastAsiaTheme="majorEastAsia" w:hAnsiTheme="majorHAnsi" w:cstheme="majorBidi"/>
+        <w:rFonts/>
         <w:b/>
         <w:bCs/>
       </w:rPr>
@@ -3583,7 +3402,7 @@
         <w:spacing w:before="0" w:after="0" w:line="240" w:lineRule="auto"/>
       </w:pPr>
       <w:rPr>
-        <w:rFonts w:asciiTheme="majorHAnsi" w:eastAsiaTheme="majorEastAsia" w:hAnsiTheme="majorHAnsi" w:cstheme="majorBidi"/>
+        <w:rFonts/>
         <w:b/>
         <w:bCs/>
       </w:rPr>
@@ -3601,14 +3420,14 @@
     </w:tblStylePr>
     <w:tblStylePr w:type="firstCol">
       <w:rPr>
-        <w:rFonts w:asciiTheme="majorHAnsi" w:eastAsiaTheme="majorEastAsia" w:hAnsiTheme="majorHAnsi" w:cstheme="majorBidi"/>
+        <w:rFonts/>
         <w:b/>
         <w:bCs/>
       </w:rPr>
     </w:tblStylePr>
     <w:tblStylePr w:type="lastCol">
       <w:rPr>
-        <w:rFonts w:asciiTheme="majorHAnsi" w:eastAsiaTheme="majorEastAsia" w:hAnsiTheme="majorHAnsi" w:cstheme="majorBidi"/>
+        <w:rFonts/>
         <w:b/>
         <w:bCs/>
       </w:rPr>
@@ -3692,7 +3511,7 @@
         <w:spacing w:before="0" w:after="0" w:line="240" w:lineRule="auto"/>
       </w:pPr>
       <w:rPr>
-        <w:rFonts w:asciiTheme="majorHAnsi" w:eastAsiaTheme="majorEastAsia" w:hAnsiTheme="majorHAnsi" w:cstheme="majorBidi"/>
+        <w:rFonts/>
         <w:b/>
         <w:bCs/>
       </w:rPr>
@@ -3713,7 +3532,7 @@
         <w:spacing w:before="0" w:after="0" w:line="240" w:lineRule="auto"/>
       </w:pPr>
       <w:rPr>
-        <w:rFonts w:asciiTheme="majorHAnsi" w:eastAsiaTheme="majorEastAsia" w:hAnsiTheme="majorHAnsi" w:cstheme="majorBidi"/>
+        <w:rFonts/>
         <w:b/>
         <w:bCs/>
       </w:rPr>
@@ -3731,14 +3550,14 @@
     </w:tblStylePr>
     <w:tblStylePr w:type="firstCol">
       <w:rPr>
-        <w:rFonts w:asciiTheme="majorHAnsi" w:eastAsiaTheme="majorEastAsia" w:hAnsiTheme="majorHAnsi" w:cstheme="majorBidi"/>
+        <w:rFonts/>
         <w:b/>
         <w:bCs/>
       </w:rPr>
     </w:tblStylePr>
     <w:tblStylePr w:type="lastCol">
       <w:rPr>
-        <w:rFonts w:asciiTheme="majorHAnsi" w:eastAsiaTheme="majorEastAsia" w:hAnsiTheme="majorHAnsi" w:cstheme="majorBidi"/>
+        <w:rFonts/>
         <w:b/>
         <w:bCs/>
       </w:rPr>
@@ -3822,7 +3641,7 @@
         <w:spacing w:before="0" w:after="0" w:line="240" w:lineRule="auto"/>
       </w:pPr>
       <w:rPr>
-        <w:rFonts w:asciiTheme="majorHAnsi" w:eastAsiaTheme="majorEastAsia" w:hAnsiTheme="majorHAnsi" w:cstheme="majorBidi"/>
+        <w:rFonts/>
         <w:b/>
         <w:bCs/>
       </w:rPr>
@@ -3843,7 +3662,7 @@
         <w:spacing w:before="0" w:after="0" w:line="240" w:lineRule="auto"/>
       </w:pPr>
       <w:rPr>
-        <w:rFonts w:asciiTheme="majorHAnsi" w:eastAsiaTheme="majorEastAsia" w:hAnsiTheme="majorHAnsi" w:cstheme="majorBidi"/>
+        <w:rFonts/>
         <w:b/>
         <w:bCs/>
       </w:rPr>
@@ -3861,14 +3680,14 @@
     </w:tblStylePr>
     <w:tblStylePr w:type="firstCol">
       <w:rPr>
-        <w:rFonts w:asciiTheme="majorHAnsi" w:eastAsiaTheme="majorEastAsia" w:hAnsiTheme="majorHAnsi" w:cstheme="majorBidi"/>
+        <w:rFonts/>
         <w:b/>
         <w:bCs/>
       </w:rPr>
     </w:tblStylePr>
     <w:tblStylePr w:type="lastCol">
       <w:rPr>
-        <w:rFonts w:asciiTheme="majorHAnsi" w:eastAsiaTheme="majorEastAsia" w:hAnsiTheme="majorHAnsi" w:cstheme="majorBidi"/>
+        <w:rFonts/>
         <w:b/>
         <w:bCs/>
       </w:rPr>
@@ -3952,7 +3771,7 @@
         <w:spacing w:before="0" w:after="0" w:line="240" w:lineRule="auto"/>
       </w:pPr>
       <w:rPr>
-        <w:rFonts w:asciiTheme="majorHAnsi" w:eastAsiaTheme="majorEastAsia" w:hAnsiTheme="majorHAnsi" w:cstheme="majorBidi"/>
+        <w:rFonts/>
         <w:b/>
         <w:bCs/>
       </w:rPr>
@@ -3973,7 +3792,7 @@
         <w:spacing w:before="0" w:after="0" w:line="240" w:lineRule="auto"/>
       </w:pPr>
       <w:rPr>
-        <w:rFonts w:asciiTheme="majorHAnsi" w:eastAsiaTheme="majorEastAsia" w:hAnsiTheme="majorHAnsi" w:cstheme="majorBidi"/>
+        <w:rFonts/>
         <w:b/>
         <w:bCs/>
       </w:rPr>
@@ -3991,14 +3810,14 @@
     </w:tblStylePr>
     <w:tblStylePr w:type="firstCol">
       <w:rPr>
-        <w:rFonts w:asciiTheme="majorHAnsi" w:eastAsiaTheme="majorEastAsia" w:hAnsiTheme="majorHAnsi" w:cstheme="majorBidi"/>
+        <w:rFonts/>
         <w:b/>
         <w:bCs/>
       </w:rPr>
     </w:tblStylePr>
     <w:tblStylePr w:type="lastCol">
       <w:rPr>
-        <w:rFonts w:asciiTheme="majorHAnsi" w:eastAsiaTheme="majorEastAsia" w:hAnsiTheme="majorHAnsi" w:cstheme="majorBidi"/>
+        <w:rFonts/>
         <w:b/>
         <w:bCs/>
       </w:rPr>
@@ -4082,7 +3901,7 @@
         <w:spacing w:before="0" w:after="0" w:line="240" w:lineRule="auto"/>
       </w:pPr>
       <w:rPr>
-        <w:rFonts w:asciiTheme="majorHAnsi" w:eastAsiaTheme="majorEastAsia" w:hAnsiTheme="majorHAnsi" w:cstheme="majorBidi"/>
+        <w:rFonts/>
         <w:b/>
         <w:bCs/>
       </w:rPr>
@@ -4103,7 +3922,7 @@
         <w:spacing w:before="0" w:after="0" w:line="240" w:lineRule="auto"/>
       </w:pPr>
       <w:rPr>
-        <w:rFonts w:asciiTheme="majorHAnsi" w:eastAsiaTheme="majorEastAsia" w:hAnsiTheme="majorHAnsi" w:cstheme="majorBidi"/>
+        <w:rFonts/>
         <w:b/>
         <w:bCs/>
       </w:rPr>
@@ -4121,14 +3940,14 @@
     </w:tblStylePr>
     <w:tblStylePr w:type="firstCol">
       <w:rPr>
-        <w:rFonts w:asciiTheme="majorHAnsi" w:eastAsiaTheme="majorEastAsia" w:hAnsiTheme="majorHAnsi" w:cstheme="majorBidi"/>
+        <w:rFonts/>
         <w:b/>
         <w:bCs/>
       </w:rPr>
     </w:tblStylePr>
     <w:tblStylePr w:type="lastCol">
       <w:rPr>
-        <w:rFonts w:asciiTheme="majorHAnsi" w:eastAsiaTheme="majorEastAsia" w:hAnsiTheme="majorHAnsi" w:cstheme="majorBidi"/>
+        <w:rFonts/>
         <w:b/>
         <w:bCs/>
       </w:rPr>
@@ -5993,7 +5812,7 @@
     </w:tblPr>
     <w:tblStylePr w:type="firstRow">
       <w:rPr>
-        <w:rFonts w:asciiTheme="majorHAnsi" w:eastAsiaTheme="majorEastAsia" w:hAnsiTheme="majorHAnsi" w:cstheme="majorBidi"/>
+        <w:rFonts/>
       </w:rPr>
       <w:tblPr/>
       <w:tcPr>
@@ -6077,7 +5896,7 @@
     </w:tblPr>
     <w:tblStylePr w:type="firstRow">
       <w:rPr>
-        <w:rFonts w:asciiTheme="majorHAnsi" w:eastAsiaTheme="majorEastAsia" w:hAnsiTheme="majorHAnsi" w:cstheme="majorBidi"/>
+        <w:rFonts/>
       </w:rPr>
       <w:tblPr/>
       <w:tcPr>
@@ -6161,7 +5980,7 @@
     </w:tblPr>
     <w:tblStylePr w:type="firstRow">
       <w:rPr>
-        <w:rFonts w:asciiTheme="majorHAnsi" w:eastAsiaTheme="majorEastAsia" w:hAnsiTheme="majorHAnsi" w:cstheme="majorBidi"/>
+        <w:rFonts/>
       </w:rPr>
       <w:tblPr/>
       <w:tcPr>
@@ -6245,7 +6064,7 @@
     </w:tblPr>
     <w:tblStylePr w:type="firstRow">
       <w:rPr>
-        <w:rFonts w:asciiTheme="majorHAnsi" w:eastAsiaTheme="majorEastAsia" w:hAnsiTheme="majorHAnsi" w:cstheme="majorBidi"/>
+        <w:rFonts/>
       </w:rPr>
       <w:tblPr/>
       <w:tcPr>
@@ -6329,7 +6148,7 @@
     </w:tblPr>
     <w:tblStylePr w:type="firstRow">
       <w:rPr>
-        <w:rFonts w:asciiTheme="majorHAnsi" w:eastAsiaTheme="majorEastAsia" w:hAnsiTheme="majorHAnsi" w:cstheme="majorBidi"/>
+        <w:rFonts/>
       </w:rPr>
       <w:tblPr/>
       <w:tcPr>
@@ -6413,7 +6232,7 @@
     </w:tblPr>
     <w:tblStylePr w:type="firstRow">
       <w:rPr>
-        <w:rFonts w:asciiTheme="majorHAnsi" w:eastAsiaTheme="majorEastAsia" w:hAnsiTheme="majorHAnsi" w:cstheme="majorBidi"/>
+        <w:rFonts/>
       </w:rPr>
       <w:tblPr/>
       <w:tcPr>
@@ -6497,7 +6316,7 @@
     </w:tblPr>
     <w:tblStylePr w:type="firstRow">
       <w:rPr>
-        <w:rFonts w:asciiTheme="majorHAnsi" w:eastAsiaTheme="majorEastAsia" w:hAnsiTheme="majorHAnsi" w:cstheme="majorBidi"/>
+        <w:rFonts/>
       </w:rPr>
       <w:tblPr/>
       <w:tcPr>
@@ -6562,7 +6381,7 @@
       <w:spacing w:after="0" w:line="240" w:lineRule="auto"/>
     </w:pPr>
     <w:rPr>
-      <w:rFonts w:asciiTheme="majorHAnsi" w:eastAsiaTheme="majorEastAsia" w:hAnsiTheme="majorHAnsi" w:cstheme="majorBidi"/>
+      <w:rFonts/>
       <w:color w:val="000000" w:themeColor="text1"/>
     </w:rPr>
     <w:tblPr>
@@ -6690,7 +6509,7 @@
       <w:spacing w:after="0" w:line="240" w:lineRule="auto"/>
     </w:pPr>
     <w:rPr>
-      <w:rFonts w:asciiTheme="majorHAnsi" w:eastAsiaTheme="majorEastAsia" w:hAnsiTheme="majorHAnsi" w:cstheme="majorBidi"/>
+      <w:rFonts/>
       <w:color w:val="000000" w:themeColor="text1"/>
     </w:rPr>
     <w:tblPr>
@@ -6818,7 +6637,7 @@
       <w:spacing w:after="0" w:line="240" w:lineRule="auto"/>
     </w:pPr>
     <w:rPr>
-      <w:rFonts w:asciiTheme="majorHAnsi" w:eastAsiaTheme="majorEastAsia" w:hAnsiTheme="majorHAnsi" w:cstheme="majorBidi"/>
+      <w:rFonts/>
       <w:color w:val="000000" w:themeColor="text1"/>
     </w:rPr>
     <w:tblPr>
@@ -6946,7 +6765,7 @@
       <w:spacing w:after="0" w:line="240" w:lineRule="auto"/>
     </w:pPr>
     <w:rPr>
-      <w:rFonts w:asciiTheme="majorHAnsi" w:eastAsiaTheme="majorEastAsia" w:hAnsiTheme="majorHAnsi" w:cstheme="majorBidi"/>
+      <w:rFonts/>
       <w:color w:val="000000" w:themeColor="text1"/>
     </w:rPr>
     <w:tblPr>
@@ -7074,7 +6893,7 @@
       <w:spacing w:after="0" w:line="240" w:lineRule="auto"/>
     </w:pPr>
     <w:rPr>
-      <w:rFonts w:asciiTheme="majorHAnsi" w:eastAsiaTheme="majorEastAsia" w:hAnsiTheme="majorHAnsi" w:cstheme="majorBidi"/>
+      <w:rFonts/>
       <w:color w:val="000000" w:themeColor="text1"/>
     </w:rPr>
     <w:tblPr>
@@ -7202,7 +7021,7 @@
       <w:spacing w:after="0" w:line="240" w:lineRule="auto"/>
     </w:pPr>
     <w:rPr>
-      <w:rFonts w:asciiTheme="majorHAnsi" w:eastAsiaTheme="majorEastAsia" w:hAnsiTheme="majorHAnsi" w:cstheme="majorBidi"/>
+      <w:rFonts/>
       <w:color w:val="000000" w:themeColor="text1"/>
     </w:rPr>
     <w:tblPr>
@@ -7330,7 +7149,7 @@
       <w:spacing w:after="0" w:line="240" w:lineRule="auto"/>
     </w:pPr>
     <w:rPr>
-      <w:rFonts w:asciiTheme="majorHAnsi" w:eastAsiaTheme="majorEastAsia" w:hAnsiTheme="majorHAnsi" w:cstheme="majorBidi"/>
+      <w:rFonts/>
       <w:color w:val="000000" w:themeColor="text1"/>
     </w:rPr>
     <w:tblPr>
@@ -7969,7 +7788,7 @@
       <w:spacing w:after="0" w:line="240" w:lineRule="auto"/>
     </w:pPr>
     <w:rPr>
-      <w:rFonts w:asciiTheme="majorHAnsi" w:eastAsiaTheme="majorEastAsia" w:hAnsiTheme="majorHAnsi" w:cstheme="majorBidi"/>
+      <w:rFonts/>
       <w:color w:val="000000" w:themeColor="text1"/>
     </w:rPr>
     <w:tblPr>
@@ -8094,7 +7913,7 @@
       <w:spacing w:after="0" w:line="240" w:lineRule="auto"/>
     </w:pPr>
     <w:rPr>
-      <w:rFonts w:asciiTheme="majorHAnsi" w:eastAsiaTheme="majorEastAsia" w:hAnsiTheme="majorHAnsi" w:cstheme="majorBidi"/>
+      <w:rFonts/>
       <w:color w:val="000000" w:themeColor="text1"/>
     </w:rPr>
     <w:tblPr>
@@ -8219,7 +8038,7 @@
       <w:spacing w:after="0" w:line="240" w:lineRule="auto"/>
     </w:pPr>
     <w:rPr>
-      <w:rFonts w:asciiTheme="majorHAnsi" w:eastAsiaTheme="majorEastAsia" w:hAnsiTheme="majorHAnsi" w:cstheme="majorBidi"/>
+      <w:rFonts/>
       <w:color w:val="000000" w:themeColor="text1"/>
     </w:rPr>
     <w:tblPr>
@@ -8344,7 +8163,7 @@
       <w:spacing w:after="0" w:line="240" w:lineRule="auto"/>
     </w:pPr>
     <w:rPr>
-      <w:rFonts w:asciiTheme="majorHAnsi" w:eastAsiaTheme="majorEastAsia" w:hAnsiTheme="majorHAnsi" w:cstheme="majorBidi"/>
+      <w:rFonts/>
       <w:color w:val="000000" w:themeColor="text1"/>
     </w:rPr>
     <w:tblPr>
@@ -8469,7 +8288,7 @@
       <w:spacing w:after="0" w:line="240" w:lineRule="auto"/>
     </w:pPr>
     <w:rPr>
-      <w:rFonts w:asciiTheme="majorHAnsi" w:eastAsiaTheme="majorEastAsia" w:hAnsiTheme="majorHAnsi" w:cstheme="majorBidi"/>
+      <w:rFonts/>
       <w:color w:val="000000" w:themeColor="text1"/>
     </w:rPr>
     <w:tblPr>
@@ -8594,7 +8413,7 @@
       <w:spacing w:after="0" w:line="240" w:lineRule="auto"/>
     </w:pPr>
     <w:rPr>
-      <w:rFonts w:asciiTheme="majorHAnsi" w:eastAsiaTheme="majorEastAsia" w:hAnsiTheme="majorHAnsi" w:cstheme="majorBidi"/>
+      <w:rFonts/>
       <w:color w:val="000000" w:themeColor="text1"/>
     </w:rPr>
     <w:tblPr>
@@ -8719,7 +8538,7 @@
       <w:spacing w:after="0" w:line="240" w:lineRule="auto"/>
     </w:pPr>
     <w:rPr>
-      <w:rFonts w:asciiTheme="majorHAnsi" w:eastAsiaTheme="majorEastAsia" w:hAnsiTheme="majorHAnsi" w:cstheme="majorBidi"/>
+      <w:rFonts/>
       <w:color w:val="000000" w:themeColor="text1"/>
     </w:rPr>
     <w:tblPr>
